--- a/Lab Reports/1. Cover/Assignment Cover pages.docx
+++ b/Lab Reports/1. Cover/Assignment Cover pages.docx
@@ -1,6 +1,6 @@
 
 <file path=word/document.xml><?xml version="1.0" encoding="utf-8"?>
-<w:document xmlns:wpc="http://schemas.microsoft.com/office/word/2010/wordprocessingCanvas" xmlns:cx="http://schemas.microsoft.com/office/drawing/2014/chartex" xmlns:cx1="http://schemas.microsoft.com/office/drawing/2015/9/8/chartex" xmlns:cx2="http://schemas.microsoft.com/office/drawing/2015/10/21/chartex" xmlns:cx3="http://schemas.microsoft.com/office/drawing/2016/5/9/chartex" xmlns:cx4="http://schemas.microsoft.com/office/drawing/2016/5/10/chartex" xmlns:cx5="http://schemas.microsoft.com/office/drawing/2016/5/11/chartex" xmlns:cx6="http://schemas.microsoft.com/office/drawing/2016/5/12/chartex" xmlns:cx7="http://schemas.microsoft.com/office/drawing/2016/5/13/chartex" xmlns:cx8="http://schemas.microsoft.com/office/drawing/2016/5/14/chartex" xmlns:mc="http://schemas.openxmlformats.org/markup-compatibility/2006" xmlns:aink="http://schemas.microsoft.com/office/drawing/2016/ink" xmlns:am3d="http://schemas.microsoft.com/office/drawing/2017/model3d" xmlns:o="urn:schemas-microsoft-com:office:office" xmlns:oel="http://schemas.microsoft.com/office/2019/extlst" xmlns:r="http://schemas.openxmlformats.org/officeDocument/2006/relationships" xmlns:m="http://schemas.openxmlformats.org/officeDocument/2006/math" xmlns:v="urn:schemas-microsoft-com:vml" xmlns:wp14="http://schemas.microsoft.com/office/word/2010/wordprocessingDrawing" xmlns:wp="http://schemas.openxmlformats.org/drawingml/2006/wordprocessingDrawing" xmlns:w10="urn:schemas-microsoft-com:office:word" xmlns:w="http://schemas.openxmlformats.org/wordprocessingml/2006/main" xmlns:w14="http://schemas.microsoft.com/office/word/2010/wordml" xmlns:w15="http://schemas.microsoft.com/office/word/2012/wordml" xmlns:w16cex="http://schemas.microsoft.com/office/word/2018/wordml/cex" xmlns:w16cid="http://schemas.microsoft.com/office/word/2016/wordml/cid" xmlns:w16="http://schemas.microsoft.com/office/word/2018/wordml" xmlns:w16du="http://schemas.microsoft.com/office/word/2023/wordml/word16du" xmlns:w16sdtdh="http://schemas.microsoft.com/office/word/2020/wordml/sdtdatahash" xmlns:w16se="http://schemas.microsoft.com/office/word/2015/wordml/symex" xmlns:wpg="http://schemas.microsoft.com/office/word/2010/wordprocessingGroup" xmlns:wpi="http://schemas.microsoft.com/office/word/2010/wordprocessingInk" xmlns:wne="http://schemas.microsoft.com/office/word/2006/wordml" xmlns:wps="http://schemas.microsoft.com/office/word/2010/wordprocessingShape" mc:Ignorable="w14 w15 w16se w16cid w16 w16cex w16sdtdh w16du wp14">
+<w:document xmlns:wpc="http://schemas.microsoft.com/office/word/2010/wordprocessingCanvas" xmlns:cx="http://schemas.microsoft.com/office/drawing/2014/chartex" xmlns:cx1="http://schemas.microsoft.com/office/drawing/2015/9/8/chartex" xmlns:cx2="http://schemas.microsoft.com/office/drawing/2015/10/21/chartex" xmlns:cx3="http://schemas.microsoft.com/office/drawing/2016/5/9/chartex" xmlns:cx4="http://schemas.microsoft.com/office/drawing/2016/5/10/chartex" xmlns:cx5="http://schemas.microsoft.com/office/drawing/2016/5/11/chartex" xmlns:cx6="http://schemas.microsoft.com/office/drawing/2016/5/12/chartex" xmlns:cx7="http://schemas.microsoft.com/office/drawing/2016/5/13/chartex" xmlns:cx8="http://schemas.microsoft.com/office/drawing/2016/5/14/chartex" xmlns:mc="http://schemas.openxmlformats.org/markup-compatibility/2006" xmlns:aink="http://schemas.microsoft.com/office/drawing/2016/ink" xmlns:am3d="http://schemas.microsoft.com/office/drawing/2017/model3d" xmlns:o="urn:schemas-microsoft-com:office:office" xmlns:oel="http://schemas.microsoft.com/office/2019/extlst" xmlns:r="http://schemas.openxmlformats.org/officeDocument/2006/relationships" xmlns:m="http://schemas.openxmlformats.org/officeDocument/2006/math" xmlns:v="urn:schemas-microsoft-com:vml" xmlns:wp14="http://schemas.microsoft.com/office/word/2010/wordprocessingDrawing" xmlns:wp="http://schemas.openxmlformats.org/drawingml/2006/wordprocessingDrawing" xmlns:w10="urn:schemas-microsoft-com:office:word" xmlns:w="http://schemas.openxmlformats.org/wordprocessingml/2006/main" xmlns:w14="http://schemas.microsoft.com/office/word/2010/wordml" xmlns:w15="http://schemas.microsoft.com/office/word/2012/wordml" xmlns:w16cex="http://schemas.microsoft.com/office/word/2018/wordml/cex" xmlns:w16cid="http://schemas.microsoft.com/office/word/2016/wordml/cid" xmlns:w16="http://schemas.microsoft.com/office/word/2018/wordml" xmlns:w16du="http://schemas.microsoft.com/office/word/2023/wordml/word16du" xmlns:w16sdtdh="http://schemas.microsoft.com/office/word/2020/wordml/sdtdatahash" xmlns:w16sdtfl="http://schemas.microsoft.com/office/word/2024/wordml/sdtformatlock" xmlns:w16se="http://schemas.microsoft.com/office/word/2015/wordml/symex" xmlns:wpg="http://schemas.microsoft.com/office/word/2010/wordprocessingGroup" xmlns:wpi="http://schemas.microsoft.com/office/word/2010/wordprocessingInk" xmlns:wne="http://schemas.microsoft.com/office/word/2006/wordml" xmlns:wps="http://schemas.microsoft.com/office/word/2010/wordprocessingShape" mc:Ignorable="w14 w15 w16se w16cid w16 w16cex w16sdtdh w16sdtfl w16du wp14">
   <w:body>
     <w:p>
       <w:pPr>
@@ -192,39 +192,6 @@
           <w:sz w:val="56"/>
           <w:u w:val="single"/>
         </w:rPr>
-        <w:t>0</w:t>
-      </w:r>
-      <w:r>
-        <w:rPr>
-          <w:rFonts w:ascii="Times New Roman" w:hAnsi="Times New Roman" w:cs="Times New Roman"/>
-          <w:b/>
-          <w:bCs/>
-          <w:color w:val="auto"/>
-          <w:sz w:val="56"/>
-          <w:u w:val="single"/>
-        </w:rPr>
-        <w:t>4</w:t>
-      </w:r>
-      <w:r>
-        <w:rPr>
-          <w:rFonts w:ascii="Times New Roman" w:hAnsi="Times New Roman" w:cs="Times New Roman"/>
-          <w:b/>
-          <w:bCs/>
-          <w:color w:val="auto"/>
-          <w:sz w:val="56"/>
-          <w:u w:val="single"/>
-        </w:rPr>
-        <w:t xml:space="preserve"> </w:t>
-      </w:r>
-      <w:r>
-        <w:rPr>
-          <w:rFonts w:ascii="Times New Roman" w:hAnsi="Times New Roman" w:cs="Times New Roman"/>
-          <w:b/>
-          <w:bCs/>
-          <w:color w:val="auto"/>
-          <w:sz w:val="56"/>
-          <w:u w:val="single"/>
-        </w:rPr>
         <w:t xml:space="preserve"> </w:t>
       </w:r>
     </w:p>
@@ -275,16 +242,6 @@
         </w:rPr>
         <w:t xml:space="preserve"> </w:t>
       </w:r>
-      <w:r>
-        <w:rPr>
-          <w:rFonts w:ascii="Times New Roman" w:hAnsi="Times New Roman" w:cs="Times New Roman"/>
-          <w:b/>
-          <w:bCs/>
-          <w:sz w:val="40"/>
-          <w:szCs w:val="40"/>
-        </w:rPr>
-        <w:t>Numerical Methods</w:t>
-      </w:r>
     </w:p>
     <w:p>
       <w:pPr>
@@ -318,16 +275,6 @@
         </w:rPr>
         <w:t xml:space="preserve"> </w:t>
       </w:r>
-      <w:r>
-        <w:rPr>
-          <w:rFonts w:ascii="Times New Roman" w:hAnsi="Times New Roman" w:cs="Times New Roman"/>
-          <w:b/>
-          <w:bCs/>
-          <w:sz w:val="40"/>
-          <w:szCs w:val="40"/>
-        </w:rPr>
-        <w:t>CSE-3108</w:t>
-      </w:r>
     </w:p>
     <w:p>
       <w:pPr>
@@ -384,16 +331,6 @@
         </w:rPr>
         <w:t xml:space="preserve">Name: </w:t>
       </w:r>
-      <w:r>
-        <w:rPr>
-          <w:rFonts w:ascii="Times New Roman" w:hAnsi="Times New Roman" w:cs="Times New Roman"/>
-          <w:b/>
-          <w:bCs/>
-          <w:sz w:val="40"/>
-          <w:szCs w:val="40"/>
-        </w:rPr>
-        <w:t>Istiak Alam</w:t>
-      </w:r>
     </w:p>
     <w:p>
       <w:pPr>
@@ -427,16 +364,6 @@
         </w:rPr>
         <w:t xml:space="preserve"> </w:t>
       </w:r>
-      <w:r>
-        <w:rPr>
-          <w:rFonts w:ascii="Times New Roman" w:hAnsi="Times New Roman" w:cs="Times New Roman"/>
-          <w:b/>
-          <w:bCs/>
-          <w:sz w:val="40"/>
-          <w:szCs w:val="40"/>
-        </w:rPr>
-        <w:t>0692230005101005</w:t>
-      </w:r>
     </w:p>
     <w:p>
       <w:pPr>
@@ -460,16 +387,6 @@
         </w:rPr>
         <w:t xml:space="preserve">Batch: </w:t>
       </w:r>
-      <w:r>
-        <w:rPr>
-          <w:rFonts w:ascii="Times New Roman" w:hAnsi="Times New Roman" w:cs="Times New Roman"/>
-          <w:b/>
-          <w:bCs/>
-          <w:sz w:val="40"/>
-          <w:szCs w:val="40"/>
-        </w:rPr>
-        <w:t>CSE-20</w:t>
-      </w:r>
     </w:p>
     <w:p>
       <w:pPr>
@@ -493,66 +410,6 @@
         </w:rPr>
         <w:t xml:space="preserve">Submission Date: </w:t>
       </w:r>
-      <w:r>
-        <w:rPr>
-          <w:rFonts w:ascii="Times New Roman" w:hAnsi="Times New Roman" w:cs="Times New Roman"/>
-          <w:b/>
-          <w:bCs/>
-          <w:sz w:val="40"/>
-          <w:szCs w:val="40"/>
-        </w:rPr>
-        <w:t>0</w:t>
-      </w:r>
-      <w:r>
-        <w:rPr>
-          <w:rFonts w:ascii="Times New Roman" w:hAnsi="Times New Roman" w:cs="Times New Roman"/>
-          <w:b/>
-          <w:bCs/>
-          <w:sz w:val="40"/>
-          <w:szCs w:val="40"/>
-        </w:rPr>
-        <w:t>4</w:t>
-      </w:r>
-      <w:r>
-        <w:rPr>
-          <w:rFonts w:ascii="Times New Roman" w:hAnsi="Times New Roman" w:cs="Times New Roman"/>
-          <w:b/>
-          <w:bCs/>
-          <w:sz w:val="40"/>
-          <w:szCs w:val="40"/>
-        </w:rPr>
-        <w:t>-</w:t>
-      </w:r>
-      <w:r>
-        <w:rPr>
-          <w:rFonts w:ascii="Times New Roman" w:hAnsi="Times New Roman" w:cs="Times New Roman"/>
-          <w:b/>
-          <w:bCs/>
-          <w:sz w:val="40"/>
-          <w:szCs w:val="40"/>
-        </w:rPr>
-        <w:t>1</w:t>
-      </w:r>
-      <w:r>
-        <w:rPr>
-          <w:rFonts w:ascii="Times New Roman" w:hAnsi="Times New Roman" w:cs="Times New Roman"/>
-          <w:b/>
-          <w:bCs/>
-          <w:sz w:val="40"/>
-          <w:szCs w:val="40"/>
-        </w:rPr>
-        <w:t>1</w:t>
-      </w:r>
-      <w:r>
-        <w:rPr>
-          <w:rFonts w:ascii="Times New Roman" w:hAnsi="Times New Roman" w:cs="Times New Roman"/>
-          <w:b/>
-          <w:bCs/>
-          <w:sz w:val="40"/>
-          <w:szCs w:val="40"/>
-        </w:rPr>
-        <w:t>-24</w:t>
-      </w:r>
     </w:p>
     <w:p>
       <w:pPr>
@@ -586,26 +443,6 @@
         </w:rPr>
         <w:t xml:space="preserve"> </w:t>
       </w:r>
-      <w:r>
-        <w:rPr>
-          <w:rFonts w:ascii="Times New Roman" w:hAnsi="Times New Roman" w:cs="Times New Roman"/>
-          <w:b/>
-          <w:bCs/>
-          <w:sz w:val="40"/>
-          <w:szCs w:val="40"/>
-        </w:rPr>
-        <w:t>Modified Euler’s Method</w:t>
-      </w:r>
-      <w:r>
-        <w:rPr>
-          <w:rFonts w:ascii="Times New Roman" w:hAnsi="Times New Roman" w:cs="Times New Roman"/>
-          <w:b/>
-          <w:bCs/>
-          <w:sz w:val="40"/>
-          <w:szCs w:val="40"/>
-        </w:rPr>
-        <w:t xml:space="preserve"> </w:t>
-      </w:r>
     </w:p>
     <w:p>
       <w:pPr>
@@ -680,26 +517,6 @@
         <w:tab/>
         <w:t xml:space="preserve">    </w:t>
       </w:r>
-      <w:r>
-        <w:rPr>
-          <w:rFonts w:ascii="Times New Roman" w:hAnsi="Times New Roman" w:cs="Times New Roman"/>
-          <w:b/>
-          <w:bCs/>
-          <w:sz w:val="40"/>
-          <w:szCs w:val="40"/>
-        </w:rPr>
-        <w:t>P</w:t>
-      </w:r>
-      <w:r>
-        <w:rPr>
-          <w:rFonts w:ascii="Times New Roman" w:hAnsi="Times New Roman" w:cs="Times New Roman"/>
-          <w:b/>
-          <w:bCs/>
-          <w:sz w:val="40"/>
-          <w:szCs w:val="40"/>
-        </w:rPr>
-        <w:t>roblem</w:t>
-      </w:r>
     </w:p>
     <w:p>
       <w:pPr>
@@ -713,16 +530,6 @@
           <w:szCs w:val="40"/>
         </w:rPr>
       </w:pPr>
-      <w:r>
-        <w:rPr>
-          <w:rFonts w:ascii="Times New Roman" w:hAnsi="Times New Roman" w:cs="Times New Roman"/>
-          <w:b/>
-          <w:bCs/>
-          <w:sz w:val="40"/>
-          <w:szCs w:val="40"/>
-        </w:rPr>
-        <w:tab/>
-      </w:r>
       <w:r>
         <w:rPr>
           <w:rFonts w:ascii="Times New Roman" w:hAnsi="Times New Roman" w:cs="Times New Roman"/>
@@ -923,40 +730,6 @@
           <w:szCs w:val="40"/>
         </w:rPr>
       </w:pPr>
-      <w:r>
-        <w:rPr>
-          <w:rFonts w:ascii="Times New Roman" w:hAnsi="Times New Roman" w:cs="Times New Roman"/>
-          <w:b/>
-          <w:bCs/>
-          <w:sz w:val="40"/>
-          <w:szCs w:val="40"/>
-        </w:rPr>
-        <w:t>Stanly Pius Rozario</w:t>
-      </w:r>
-    </w:p>
-    <w:p>
-      <w:pPr>
-        <w:spacing w:after="0" w:line="240" w:lineRule="auto"/>
-        <w:ind w:left="-5" w:hanging="10"/>
-        <w:jc w:val="both"/>
-        <w:rPr>
-          <w:rFonts w:ascii="Times New Roman" w:hAnsi="Times New Roman" w:cs="Times New Roman"/>
-          <w:b/>
-          <w:bCs/>
-          <w:sz w:val="40"/>
-          <w:szCs w:val="40"/>
-        </w:rPr>
-      </w:pPr>
-      <w:r>
-        <w:rPr>
-          <w:rFonts w:ascii="Times New Roman" w:hAnsi="Times New Roman" w:cs="Times New Roman"/>
-          <w:b/>
-          <w:bCs/>
-          <w:sz w:val="40"/>
-          <w:szCs w:val="40"/>
-        </w:rPr>
-        <w:t>Asst. Professor, NDUB</w:t>
-      </w:r>
     </w:p>
     <w:sectPr>
       <w:pgSz w:w="11906" w:h="16838" w:code="9"/>
@@ -969,7 +742,7 @@
 </file>
 
 <file path=word/styles.xml><?xml version="1.0" encoding="utf-8"?>
-<w:styles xmlns:mc="http://schemas.openxmlformats.org/markup-compatibility/2006" xmlns:r="http://schemas.openxmlformats.org/officeDocument/2006/relationships" xmlns:w="http://schemas.openxmlformats.org/wordprocessingml/2006/main" xmlns:w14="http://schemas.microsoft.com/office/word/2010/wordml" xmlns:w15="http://schemas.microsoft.com/office/word/2012/wordml" xmlns:w16cex="http://schemas.microsoft.com/office/word/2018/wordml/cex" xmlns:w16cid="http://schemas.microsoft.com/office/word/2016/wordml/cid" xmlns:w16="http://schemas.microsoft.com/office/word/2018/wordml" xmlns:w16du="http://schemas.microsoft.com/office/word/2023/wordml/word16du" xmlns:w16sdtdh="http://schemas.microsoft.com/office/word/2020/wordml/sdtdatahash" xmlns:w16se="http://schemas.microsoft.com/office/word/2015/wordml/symex" mc:Ignorable="w14 w15 w16se w16cid w16 w16cex w16sdtdh w16du">
+<w:styles xmlns:mc="http://schemas.openxmlformats.org/markup-compatibility/2006" xmlns:r="http://schemas.openxmlformats.org/officeDocument/2006/relationships" xmlns:w="http://schemas.openxmlformats.org/wordprocessingml/2006/main" xmlns:w14="http://schemas.microsoft.com/office/word/2010/wordml" xmlns:w15="http://schemas.microsoft.com/office/word/2012/wordml" xmlns:w16cex="http://schemas.microsoft.com/office/word/2018/wordml/cex" xmlns:w16cid="http://schemas.microsoft.com/office/word/2016/wordml/cid" xmlns:w16="http://schemas.microsoft.com/office/word/2018/wordml" xmlns:w16du="http://schemas.microsoft.com/office/word/2023/wordml/word16du" xmlns:w16sdtdh="http://schemas.microsoft.com/office/word/2020/wordml/sdtdatahash" xmlns:w16sdtfl="http://schemas.microsoft.com/office/word/2024/wordml/sdtformatlock" xmlns:w16se="http://schemas.microsoft.com/office/word/2015/wordml/symex" mc:Ignorable="w14 w15 w16se w16cid w16 w16cex w16sdtdh w16sdtfl w16du">
   <w:docDefaults>
     <w:rPrDefault>
       <w:rPr>
@@ -1375,6 +1148,7 @@
   <w:style w:type="character" w:default="1" w:styleId="DefaultParagraphFont">
     <w:name w:val="Default Paragraph Font"/>
     <w:uiPriority w:val="1"/>
+    <w:semiHidden/>
     <w:unhideWhenUsed/>
   </w:style>
   <w:style w:type="table" w:default="1" w:styleId="TableNormal">
